--- a/2025_Бақберген_Бауыржан-compressed4.docx
+++ b/2025_Бақберген_Бауыржан-compressed4.docx
@@ -1278,7 +1278,25 @@
           <w:szCs w:val="28"/>
           <w:lang w:val="kk-KZ"/>
         </w:rPr>
-        <w:t>. Қауым профессор</w:t>
+        <w:t xml:space="preserve">. </w:t>
+      </w:r>
+      <w:r>
+        <w:rPr>
+          <w:rFonts w:ascii="Times New Roman" w:hAnsi="Times New Roman" w:cs="Times New Roman"/>
+          <w:sz w:val="28"/>
+          <w:szCs w:val="28"/>
+          <w:lang w:val="kk-KZ"/>
+        </w:rPr>
+        <w:t>қ</w:t>
+      </w:r>
+      <w:r>
+        <w:rPr>
+          <w:rFonts w:ascii="Times New Roman" w:hAnsi="Times New Roman" w:cs="Times New Roman"/>
+          <w:sz w:val="28"/>
+          <w:szCs w:val="28"/>
+          <w:lang w:val="kk-KZ"/>
+        </w:rPr>
+        <w:t>ауым профессор</w:t>
       </w:r>
     </w:p>
     <w:p>
@@ -1295,15 +1313,15 @@
           <w:rFonts w:ascii="Times New Roman" w:eastAsia="Times New Roman" w:hAnsi="Times New Roman" w:cs="Times New Roman"/>
           <w:sz w:val="28"/>
           <w:szCs w:val="28"/>
-          <w:lang w:val="ru-RU"/>
-        </w:rPr>
-      </w:pPr>
-      <w:r>
-        <w:rPr>
-          <w:rFonts w:ascii="Times New Roman" w:eastAsia="Times New Roman" w:hAnsi="Times New Roman" w:cs="Times New Roman"/>
-          <w:sz w:val="28"/>
-          <w:szCs w:val="28"/>
-          <w:lang w:val="ru-RU"/>
+          <w:lang w:val="kk-KZ"/>
+        </w:rPr>
+      </w:pPr>
+      <w:r>
+        <w:rPr>
+          <w:rFonts w:ascii="Times New Roman" w:eastAsia="Times New Roman" w:hAnsi="Times New Roman" w:cs="Times New Roman"/>
+          <w:sz w:val="28"/>
+          <w:szCs w:val="28"/>
+          <w:lang w:val="kk-KZ"/>
         </w:rPr>
         <w:t xml:space="preserve">_____________ Ф.Н. </w:t>
       </w:r>
@@ -1313,7 +1331,7 @@
           <w:rFonts w:ascii="Times New Roman" w:eastAsia="Times New Roman" w:hAnsi="Times New Roman" w:cs="Times New Roman"/>
           <w:sz w:val="28"/>
           <w:szCs w:val="28"/>
-          <w:lang w:val="ru-RU"/>
+          <w:lang w:val="kk-KZ"/>
         </w:rPr>
         <w:t>Абдолдина</w:t>
       </w:r>
@@ -1333,15 +1351,15 @@
           <w:rFonts w:ascii="Times New Roman" w:eastAsia="Times New Roman" w:hAnsi="Times New Roman" w:cs="Times New Roman"/>
           <w:sz w:val="28"/>
           <w:szCs w:val="28"/>
-          <w:lang w:val="ru-RU"/>
-        </w:rPr>
-      </w:pPr>
-      <w:r>
-        <w:rPr>
-          <w:rFonts w:ascii="Times New Roman" w:eastAsia="Times New Roman" w:hAnsi="Times New Roman" w:cs="Times New Roman"/>
-          <w:sz w:val="28"/>
-          <w:szCs w:val="28"/>
-          <w:lang w:val="ru-RU"/>
+          <w:lang w:val="kk-KZ"/>
+        </w:rPr>
+      </w:pPr>
+      <w:r>
+        <w:rPr>
+          <w:rFonts w:ascii="Times New Roman" w:eastAsia="Times New Roman" w:hAnsi="Times New Roman" w:cs="Times New Roman"/>
+          <w:sz w:val="28"/>
+          <w:szCs w:val="28"/>
+          <w:lang w:val="kk-KZ"/>
         </w:rPr>
         <w:t>“_____” ___________ 2025 ж</w:t>
       </w:r>
@@ -1356,7 +1374,7 @@
           <w:bCs/>
           <w:sz w:val="28"/>
           <w:szCs w:val="28"/>
-          <w:lang w:val="ru-RU"/>
+          <w:lang w:val="kk-KZ"/>
         </w:rPr>
       </w:pPr>
     </w:p>
@@ -1594,17 +1612,15 @@
           <w:lang w:val="kk-KZ"/>
         </w:rPr>
       </w:pPr>
-      <w:proofErr w:type="spellStart"/>
-      <w:r>
-        <w:rPr>
-          <w:rFonts w:ascii="Times New Roman" w:eastAsia="Times New Roman" w:hAnsi="Times New Roman" w:cs="Times New Roman"/>
-          <w:sz w:val="28"/>
-          <w:szCs w:val="28"/>
-          <w:lang w:val="kk-KZ"/>
-        </w:rPr>
-        <w:t>Резензент</w:t>
-      </w:r>
-      <w:proofErr w:type="spellEnd"/>
+      <w:r>
+        <w:rPr>
+          <w:rFonts w:ascii="Times New Roman" w:eastAsia="Times New Roman" w:hAnsi="Times New Roman" w:cs="Times New Roman"/>
+          <w:sz w:val="28"/>
+          <w:szCs w:val="28"/>
+          <w:lang w:val="kk-KZ"/>
+        </w:rPr>
+        <w:t>Рецензент</w:t>
+      </w:r>
       <w:r>
         <w:rPr>
           <w:rFonts w:ascii="Times New Roman" w:eastAsia="Times New Roman" w:hAnsi="Times New Roman" w:cs="Times New Roman"/>
@@ -1688,58 +1704,27 @@
           <w:szCs w:val="28"/>
           <w:lang w:val="kk-KZ"/>
         </w:rPr>
-        <w:t>Техн</w:t>
-      </w:r>
-      <w:proofErr w:type="spellEnd"/>
-      <w:r>
-        <w:rPr>
-          <w:rFonts w:ascii="Times New Roman" w:eastAsia="Times New Roman" w:hAnsi="Times New Roman" w:cs="Times New Roman"/>
-          <w:sz w:val="28"/>
-          <w:szCs w:val="28"/>
-          <w:lang w:val="kk-KZ"/>
-        </w:rPr>
-        <w:t xml:space="preserve">. </w:t>
-      </w:r>
-      <w:proofErr w:type="spellStart"/>
-      <w:r>
-        <w:rPr>
-          <w:rFonts w:ascii="Times New Roman" w:eastAsia="Times New Roman" w:hAnsi="Times New Roman" w:cs="Times New Roman"/>
-          <w:sz w:val="28"/>
-          <w:szCs w:val="28"/>
-          <w:lang w:val="kk-KZ"/>
-        </w:rPr>
-        <w:t>ғыл</w:t>
-      </w:r>
-      <w:proofErr w:type="spellEnd"/>
-      <w:r>
-        <w:rPr>
-          <w:rFonts w:ascii="Times New Roman" w:eastAsia="Times New Roman" w:hAnsi="Times New Roman" w:cs="Times New Roman"/>
-          <w:sz w:val="28"/>
-          <w:szCs w:val="28"/>
-          <w:lang w:val="kk-KZ"/>
-        </w:rPr>
-        <w:t xml:space="preserve">. </w:t>
-      </w:r>
-      <w:proofErr w:type="spellStart"/>
-      <w:r>
-        <w:rPr>
-          <w:rFonts w:ascii="Times New Roman" w:eastAsia="Times New Roman" w:hAnsi="Times New Roman" w:cs="Times New Roman"/>
-          <w:sz w:val="28"/>
-          <w:szCs w:val="28"/>
-          <w:lang w:val="kk-KZ"/>
-        </w:rPr>
-        <w:t>канд</w:t>
-      </w:r>
-      <w:proofErr w:type="spellEnd"/>
-      <w:r>
-        <w:rPr>
-          <w:rFonts w:ascii="Times New Roman" w:eastAsia="Times New Roman" w:hAnsi="Times New Roman" w:cs="Times New Roman"/>
-          <w:sz w:val="28"/>
-          <w:szCs w:val="28"/>
-          <w:lang w:val="kk-KZ"/>
-        </w:rPr>
-        <w:t>, доцент</w:t>
-      </w:r>
+        <w:t>т</w:t>
+      </w:r>
+      <w:r>
+        <w:rPr>
+          <w:rFonts w:ascii="Times New Roman" w:eastAsia="Times New Roman" w:hAnsi="Times New Roman" w:cs="Times New Roman"/>
+          <w:sz w:val="28"/>
+          <w:szCs w:val="28"/>
+          <w:lang w:val="kk-KZ"/>
+        </w:rPr>
+        <w:t>ех.ғ.канд.ассоц.профессо</w:t>
+      </w:r>
+      <w:r>
+        <w:rPr>
+          <w:rFonts w:ascii="Times New Roman" w:eastAsia="Times New Roman" w:hAnsi="Times New Roman" w:cs="Times New Roman"/>
+          <w:sz w:val="28"/>
+          <w:szCs w:val="28"/>
+          <w:lang w:val="kk-KZ"/>
+        </w:rPr>
+        <w:t>р</w:t>
+      </w:r>
+      <w:proofErr w:type="spellEnd"/>
       <w:r>
         <w:rPr>
           <w:rFonts w:ascii="Times New Roman" w:eastAsia="Times New Roman" w:hAnsi="Times New Roman" w:cs="Times New Roman"/>
@@ -1767,37 +1752,15 @@
         </w:rPr>
         <w:tab/>
       </w:r>
-      <w:proofErr w:type="spellStart"/>
-      <w:r>
-        <w:rPr>
-          <w:rFonts w:ascii="Times New Roman" w:eastAsia="Times New Roman" w:hAnsi="Times New Roman" w:cs="Times New Roman"/>
-          <w:sz w:val="28"/>
-          <w:szCs w:val="28"/>
-          <w:lang w:val="kk-KZ"/>
-        </w:rPr>
-        <w:t>Тех</w:t>
-      </w:r>
-      <w:proofErr w:type="spellEnd"/>
-      <w:r>
-        <w:rPr>
-          <w:rFonts w:ascii="Times New Roman" w:eastAsia="Times New Roman" w:hAnsi="Times New Roman" w:cs="Times New Roman"/>
-          <w:sz w:val="28"/>
-          <w:szCs w:val="28"/>
-          <w:lang w:val="kk-KZ"/>
-        </w:rPr>
-        <w:t xml:space="preserve">. </w:t>
-      </w:r>
-      <w:proofErr w:type="spellStart"/>
-      <w:r>
-        <w:rPr>
-          <w:rFonts w:ascii="Times New Roman" w:eastAsia="Times New Roman" w:hAnsi="Times New Roman" w:cs="Times New Roman"/>
-          <w:sz w:val="28"/>
-          <w:szCs w:val="28"/>
-          <w:lang w:val="kk-KZ"/>
-        </w:rPr>
-        <w:t>ғылым.канд.ассоц.профессор</w:t>
-      </w:r>
-      <w:proofErr w:type="spellEnd"/>
+      <w:r>
+        <w:rPr>
+          <w:rFonts w:ascii="Times New Roman" w:eastAsia="Times New Roman" w:hAnsi="Times New Roman" w:cs="Times New Roman"/>
+          <w:sz w:val="28"/>
+          <w:szCs w:val="28"/>
+          <w:lang w:val="kk-KZ"/>
+        </w:rPr>
+        <w:t>Магистр, аға оқытушы</w:t>
+      </w:r>
     </w:p>
     <w:p>
       <w:pPr>
@@ -1821,16 +1784,20 @@
           <w:szCs w:val="22"/>
           <w:u w:val="single"/>
         </w:rPr>
-        <w:t>______ А</w:t>
-      </w:r>
+        <w:t xml:space="preserve">______ </w:t>
+      </w:r>
+      <w:proofErr w:type="spellStart"/>
       <w:r>
         <w:rPr>
           <w:rFonts w:ascii="Times New Roman" w:eastAsia="Times New Roman" w:hAnsi="Times New Roman" w:cs="Times New Roman"/>
           <w:sz w:val="28"/>
           <w:szCs w:val="22"/>
-        </w:rPr>
-        <w:t>.Н.Темирбеков</w:t>
-      </w:r>
+          <w:u w:val="single"/>
+          <w:lang w:val="kk-KZ"/>
+        </w:rPr>
+        <w:t>Т.К.Ондирисовна</w:t>
+      </w:r>
+      <w:proofErr w:type="spellEnd"/>
       <w:r>
         <w:rPr>
           <w:rFonts w:ascii="Times New Roman" w:eastAsia="Times New Roman" w:hAnsi="Times New Roman" w:cs="Times New Roman"/>
@@ -1839,7 +1806,7 @@
           <w:lang w:val="ru-RU"/>
         </w:rPr>
         <w:tab/>
-        <w:t xml:space="preserve">                               </w:t>
+        <w:t xml:space="preserve">                     </w:t>
       </w:r>
       <w:proofErr w:type="spellStart"/>
       <w:r>
@@ -1889,9 +1856,27 @@
           <w:szCs w:val="22"/>
           <w:lang w:val="ru-RU"/>
         </w:rPr>
-        <w:t>Тултанова</w:t>
-      </w:r>
-      <w:proofErr w:type="spellEnd"/>
+        <w:t>Тултанов</w:t>
+      </w:r>
+      <w:proofErr w:type="spellEnd"/>
+      <w:r>
+        <w:rPr>
+          <w:rFonts w:ascii="Times New Roman" w:eastAsia="Times New Roman" w:hAnsi="Times New Roman" w:cs="Times New Roman"/>
+          <w:sz w:val="28"/>
+          <w:szCs w:val="22"/>
+          <w:lang w:val="kk-KZ"/>
+        </w:rPr>
+        <w:t>н</w:t>
+      </w:r>
+      <w:r>
+        <w:rPr>
+          <w:rFonts w:ascii="Times New Roman" w:eastAsia="Times New Roman" w:hAnsi="Times New Roman" w:cs="Times New Roman"/>
+          <w:sz w:val="28"/>
+          <w:szCs w:val="22"/>
+          <w:lang w:val="ru-RU"/>
+        </w:rPr>
+        <w:t>а</w:t>
+      </w:r>
       <w:r>
         <w:rPr>
           <w:rFonts w:ascii="Times New Roman" w:eastAsia="Times New Roman" w:hAnsi="Times New Roman" w:cs="Times New Roman"/>
@@ -4684,8 +4669,8 @@
         <w:tblLook w:val="01E0" w:firstRow="1" w:lastRow="1" w:firstColumn="1" w:lastColumn="1" w:noHBand="0" w:noVBand="0"/>
       </w:tblPr>
       <w:tblGrid>
-        <w:gridCol w:w="2219"/>
-        <w:gridCol w:w="3027"/>
+        <w:gridCol w:w="2218"/>
+        <w:gridCol w:w="3028"/>
         <w:gridCol w:w="1742"/>
         <w:gridCol w:w="1520"/>
         <w:gridCol w:w="1119"/>
@@ -4920,36 +4905,16 @@
               <w:rPr>
                 <w:sz w:val="28"/>
                 <w:szCs w:val="28"/>
+                <w:lang w:val="kk-KZ"/>
               </w:rPr>
             </w:pPr>
             <w:r>
               <w:rPr>
                 <w:sz w:val="28"/>
                 <w:szCs w:val="28"/>
+                <w:lang w:val="kk-KZ"/>
               </w:rPr>
-              <w:t>Программное</w:t>
-            </w:r>
-          </w:p>
-          <w:p>
-            <w:pPr>
-              <w:pStyle w:val="TableParagraph"/>
-              <w:tabs>
-                <w:tab w:val="left" w:pos="142"/>
-                <w:tab w:val="left" w:pos="284"/>
-                <w:tab w:val="left" w:pos="851"/>
-                <w:tab w:val="left" w:pos="9490"/>
-              </w:tabs>
-              <w:rPr>
-                <w:sz w:val="28"/>
-                <w:szCs w:val="28"/>
-              </w:rPr>
-            </w:pPr>
-            <w:r>
-              <w:rPr>
-                <w:sz w:val="28"/>
-                <w:szCs w:val="28"/>
-              </w:rPr>
-              <w:t>обеспечение</w:t>
+              <w:t>Бағдарламалық бөлім</w:t>
             </w:r>
           </w:p>
         </w:tc>
@@ -4969,6 +4934,7 @@
               <w:rPr>
                 <w:sz w:val="28"/>
                 <w:szCs w:val="28"/>
+                <w:lang w:val="kk-KZ"/>
               </w:rPr>
             </w:pPr>
             <w:proofErr w:type="spellStart"/>
@@ -4976,39 +4942,18 @@
               <w:rPr>
                 <w:sz w:val="28"/>
                 <w:szCs w:val="28"/>
+                <w:lang w:val="kk-KZ"/>
               </w:rPr>
-              <w:t>Ш.А.Рауанұлы</w:t>
+              <w:t>Қабылжан</w:t>
             </w:r>
             <w:proofErr w:type="spellEnd"/>
-          </w:p>
-          <w:p>
-            <w:pPr>
-              <w:pStyle w:val="TableParagraph"/>
-              <w:tabs>
-                <w:tab w:val="left" w:pos="142"/>
-                <w:tab w:val="left" w:pos="284"/>
-                <w:tab w:val="left" w:pos="851"/>
-                <w:tab w:val="left" w:pos="9490"/>
-              </w:tabs>
-              <w:rPr>
-                <w:sz w:val="28"/>
-                <w:szCs w:val="28"/>
-              </w:rPr>
-            </w:pPr>
             <w:r>
               <w:rPr>
                 <w:sz w:val="28"/>
                 <w:szCs w:val="28"/>
                 <w:lang w:val="kk-KZ"/>
               </w:rPr>
-              <w:t>аға оқытушы</w:t>
-            </w:r>
-            <w:r>
-              <w:rPr>
-                <w:sz w:val="28"/>
-                <w:szCs w:val="28"/>
-              </w:rPr>
-              <w:t>, магистр.</w:t>
+              <w:t xml:space="preserve"> Марғұлан</w:t>
             </w:r>
           </w:p>
         </w:tc>
@@ -5093,17 +5038,17 @@
               <w:rPr>
                 <w:sz w:val="28"/>
                 <w:szCs w:val="28"/>
+                <w:lang w:val="kk-KZ"/>
               </w:rPr>
             </w:pPr>
-            <w:proofErr w:type="spellStart"/>
             <w:r>
               <w:rPr>
                 <w:sz w:val="28"/>
                 <w:szCs w:val="28"/>
+                <w:lang w:val="kk-KZ"/>
               </w:rPr>
-              <w:t>Нормоконтролер</w:t>
+              <w:t>Нормалық бақылаушы</w:t>
             </w:r>
-            <w:proofErr w:type="spellEnd"/>
           </w:p>
         </w:tc>
         <w:tc>
@@ -5123,6 +5068,7 @@
                 <w:color w:val="000000"/>
                 <w:sz w:val="27"/>
                 <w:szCs w:val="27"/>
+                <w:lang w:val="kk-KZ"/>
               </w:rPr>
             </w:pPr>
             <w:proofErr w:type="spellStart"/>
@@ -5131,47 +5077,31 @@
                 <w:color w:val="000000"/>
                 <w:sz w:val="27"/>
                 <w:szCs w:val="27"/>
+                <w:lang w:val="kk-KZ"/>
               </w:rPr>
-              <w:t>Джунусова.С.М</w:t>
+              <w:t>Ердалиева</w:t>
             </w:r>
             <w:proofErr w:type="spellEnd"/>
-          </w:p>
-          <w:p>
-            <w:pPr>
-              <w:pStyle w:val="TableParagraph"/>
-              <w:tabs>
-                <w:tab w:val="left" w:pos="142"/>
-                <w:tab w:val="left" w:pos="284"/>
-                <w:tab w:val="left" w:pos="851"/>
-                <w:tab w:val="left" w:pos="9490"/>
-              </w:tabs>
-              <w:rPr>
-                <w:sz w:val="28"/>
-                <w:szCs w:val="28"/>
-              </w:rPr>
-            </w:pPr>
             <w:r>
               <w:rPr>
-                <w:sz w:val="28"/>
-                <w:szCs w:val="28"/>
+                <w:color w:val="000000"/>
+                <w:sz w:val="27"/>
+                <w:szCs w:val="27"/>
                 <w:lang w:val="kk-KZ"/>
               </w:rPr>
-              <w:t>аға оқытушы</w:t>
+              <w:t xml:space="preserve"> Зухра </w:t>
             </w:r>
+            <w:proofErr w:type="spellStart"/>
             <w:r>
               <w:rPr>
-                <w:sz w:val="28"/>
-                <w:szCs w:val="28"/>
+                <w:color w:val="000000"/>
+                <w:sz w:val="27"/>
+                <w:szCs w:val="27"/>
+                <w:lang w:val="kk-KZ"/>
               </w:rPr>
-              <w:t>, магистр</w:t>
+              <w:t>Узакбаевна</w:t>
             </w:r>
-            <w:r>
-              <w:rPr>
-                <w:sz w:val="28"/>
-                <w:szCs w:val="28"/>
-              </w:rPr>
-              <w:t>.</w:t>
-            </w:r>
+            <w:proofErr w:type="spellEnd"/>
           </w:p>
         </w:tc>
         <w:tc>
@@ -5421,7 +5351,25 @@
           <w:szCs w:val="28"/>
           <w:lang w:val="ru-RU"/>
         </w:rPr>
-        <w:t xml:space="preserve"> Ь.</w:t>
+        <w:t xml:space="preserve"> </w:t>
+      </w:r>
+      <w:r>
+        <w:rPr>
+          <w:rFonts w:ascii="Times New Roman" w:eastAsia="Times New Roman" w:hAnsi="Times New Roman" w:cs="Times New Roman"/>
+          <w:sz w:val="28"/>
+          <w:szCs w:val="28"/>
+          <w:lang w:val="ru-RU"/>
+        </w:rPr>
+        <w:t>Б</w:t>
+      </w:r>
+      <w:r>
+        <w:rPr>
+          <w:rFonts w:ascii="Times New Roman" w:eastAsia="Times New Roman" w:hAnsi="Times New Roman" w:cs="Times New Roman"/>
+          <w:sz w:val="28"/>
+          <w:szCs w:val="28"/>
+          <w:lang w:val="ru-RU"/>
+        </w:rPr>
+        <w:t>.</w:t>
       </w:r>
       <w:r>
         <w:rPr>
@@ -20249,7 +20197,7 @@
           <w:bCs/>
           <w:sz w:val="28"/>
           <w:szCs w:val="28"/>
-          <w:lang w:val="kk-KZ"/>
+          <w:lang w:val="en-US"/>
         </w:rPr>
       </w:pPr>
       <w:r>
@@ -20297,19 +20245,6 @@
         </w:rPr>
         <w:t>кілтін тексеру процессі</w:t>
       </w:r>
-    </w:p>
-    <w:p>
-      <w:pPr>
-        <w:jc w:val="center"/>
-        <w:rPr>
-          <w:rFonts w:ascii="Times New Roman" w:hAnsi="Times New Roman" w:cs="Times New Roman"/>
-          <w:b/>
-          <w:bCs/>
-          <w:sz w:val="28"/>
-          <w:szCs w:val="28"/>
-          <w:lang w:val="kk-KZ"/>
-        </w:rPr>
-      </w:pPr>
       <w:r>
         <w:rPr>
           <w:rFonts w:ascii="Times New Roman" w:hAnsi="Times New Roman" w:cs="Times New Roman"/>
@@ -20321,10 +20256,10 @@
           <w:lang w:val="kk-KZ"/>
         </w:rPr>
         <w:drawing>
-          <wp:inline distT="0" distB="0" distL="0" distR="0" wp14:anchorId="2248AC1A" wp14:editId="5F66973A">
-            <wp:extent cx="4953493" cy="3004457"/>
-            <wp:effectExtent l="0" t="0" r="0" b="5715"/>
-            <wp:docPr id="1499543816" name="Picture 38"/>
+          <wp:inline distT="0" distB="0" distL="0" distR="0" wp14:anchorId="328B825C" wp14:editId="3A50823C">
+            <wp:extent cx="5108575" cy="2613991"/>
+            <wp:effectExtent l="0" t="0" r="0" b="2540"/>
+            <wp:docPr id="1862626659" name="Picture 1"/>
             <wp:cNvGraphicFramePr>
               <a:graphicFrameLocks xmlns:a="http://schemas.openxmlformats.org/drawingml/2006/main" noChangeAspect="1"/>
             </wp:cNvGraphicFramePr>
@@ -20332,7 +20267,7 @@
               <a:graphicData uri="http://schemas.openxmlformats.org/drawingml/2006/picture">
                 <pic:pic xmlns:pic="http://schemas.openxmlformats.org/drawingml/2006/picture">
                   <pic:nvPicPr>
-                    <pic:cNvPr id="1499543816" name="Picture 1499543816"/>
+                    <pic:cNvPr id="1862626659" name="Picture 1862626659"/>
                     <pic:cNvPicPr/>
                   </pic:nvPicPr>
                   <pic:blipFill>
@@ -20350,7 +20285,7 @@
                   <pic:spPr>
                     <a:xfrm>
                       <a:off x="0" y="0"/>
-                      <a:ext cx="4980679" cy="3020946"/>
+                      <a:ext cx="5174180" cy="2647560"/>
                     </a:xfrm>
                     <a:prstGeom prst="rect">
                       <a:avLst/>
@@ -23342,12 +23277,13 @@
           <w:noProof/>
           <w:sz w:val="28"/>
           <w:szCs w:val="28"/>
+          <w:lang w:val="en-US"/>
         </w:rPr>
         <w:drawing>
-          <wp:inline distT="0" distB="0" distL="0" distR="0" wp14:anchorId="1C2B018C" wp14:editId="05FD7CAF">
-            <wp:extent cx="5218521" cy="2897313"/>
-            <wp:effectExtent l="0" t="0" r="1270" b="0"/>
-            <wp:docPr id="2098995758" name="Picture 1"/>
+          <wp:inline distT="0" distB="0" distL="0" distR="0" wp14:anchorId="37F6B7CD" wp14:editId="414C47E6">
+            <wp:extent cx="3850640" cy="3641835"/>
+            <wp:effectExtent l="0" t="0" r="0" b="3175"/>
+            <wp:docPr id="221457710" name="Picture 3"/>
             <wp:cNvGraphicFramePr>
               <a:graphicFrameLocks xmlns:a="http://schemas.openxmlformats.org/drawingml/2006/main" noChangeAspect="1"/>
             </wp:cNvGraphicFramePr>
@@ -23355,7 +23291,7 @@
               <a:graphicData uri="http://schemas.openxmlformats.org/drawingml/2006/picture">
                 <pic:pic xmlns:pic="http://schemas.openxmlformats.org/drawingml/2006/picture">
                   <pic:nvPicPr>
-                    <pic:cNvPr id="2098995758" name="Picture 2098995758"/>
+                    <pic:cNvPr id="221457710" name="Picture 221457710"/>
                     <pic:cNvPicPr/>
                   </pic:nvPicPr>
                   <pic:blipFill>
@@ -23373,7 +23309,7 @@
                   <pic:spPr>
                     <a:xfrm>
                       <a:off x="0" y="0"/>
-                      <a:ext cx="5231248" cy="2904379"/>
+                      <a:ext cx="3884428" cy="3673791"/>
                     </a:xfrm>
                     <a:prstGeom prst="rect">
                       <a:avLst/>
@@ -23401,12 +23337,13 @@
           <w:noProof/>
           <w:sz w:val="28"/>
           <w:szCs w:val="28"/>
+          <w:lang w:val="en-US"/>
         </w:rPr>
         <w:drawing>
-          <wp:inline distT="0" distB="0" distL="0" distR="0" wp14:anchorId="56B8B4E6" wp14:editId="5AABED7C">
-            <wp:extent cx="4586037" cy="4515502"/>
-            <wp:effectExtent l="0" t="0" r="0" b="5715"/>
-            <wp:docPr id="51618785" name="Picture 2"/>
+          <wp:inline distT="0" distB="0" distL="0" distR="0" wp14:anchorId="6529E921" wp14:editId="6C66DD7F">
+            <wp:extent cx="4445876" cy="3558126"/>
+            <wp:effectExtent l="0" t="0" r="0" b="0"/>
+            <wp:docPr id="1605366894" name="Picture 4"/>
             <wp:cNvGraphicFramePr>
               <a:graphicFrameLocks xmlns:a="http://schemas.openxmlformats.org/drawingml/2006/main" noChangeAspect="1"/>
             </wp:cNvGraphicFramePr>
@@ -23414,7 +23351,7 @@
               <a:graphicData uri="http://schemas.openxmlformats.org/drawingml/2006/picture">
                 <pic:pic xmlns:pic="http://schemas.openxmlformats.org/drawingml/2006/picture">
                   <pic:nvPicPr>
-                    <pic:cNvPr id="51618785" name="Picture 51618785"/>
+                    <pic:cNvPr id="1605366894" name="Picture 1605366894"/>
                     <pic:cNvPicPr/>
                   </pic:nvPicPr>
                   <pic:blipFill>
@@ -23432,7 +23369,7 @@
                   <pic:spPr>
                     <a:xfrm>
                       <a:off x="0" y="0"/>
-                      <a:ext cx="4611022" cy="4540103"/>
+                      <a:ext cx="4456617" cy="3566723"/>
                     </a:xfrm>
                     <a:prstGeom prst="rect">
                       <a:avLst/>
@@ -23454,7 +23391,6 @@
           <w:bCs/>
           <w:sz w:val="28"/>
           <w:szCs w:val="28"/>
-          <w:lang w:val="kk-KZ"/>
         </w:rPr>
       </w:pPr>
       <w:r>
@@ -23526,15 +23462,18 @@
       <w:r>
         <w:rPr>
           <w:rFonts w:ascii="Times New Roman" w:hAnsi="Times New Roman" w:cs="Times New Roman"/>
+          <w:b/>
+          <w:bCs/>
           <w:noProof/>
           <w:sz w:val="28"/>
           <w:szCs w:val="28"/>
+          <w:lang w:val="kk-KZ"/>
         </w:rPr>
         <w:drawing>
-          <wp:inline distT="0" distB="0" distL="0" distR="0" wp14:anchorId="2100AB31" wp14:editId="05FD18B7">
-            <wp:extent cx="5029200" cy="4106291"/>
-            <wp:effectExtent l="0" t="0" r="0" b="0"/>
-            <wp:docPr id="1512650782" name="Picture 3"/>
+          <wp:inline distT="0" distB="0" distL="0" distR="0" wp14:anchorId="43377589" wp14:editId="3D0E65DE">
+            <wp:extent cx="4020207" cy="3770382"/>
+            <wp:effectExtent l="0" t="0" r="5715" b="1905"/>
+            <wp:docPr id="73509487" name="Picture 5"/>
             <wp:cNvGraphicFramePr>
               <a:graphicFrameLocks xmlns:a="http://schemas.openxmlformats.org/drawingml/2006/main" noChangeAspect="1"/>
             </wp:cNvGraphicFramePr>
@@ -23542,11 +23481,11 @@
               <a:graphicData uri="http://schemas.openxmlformats.org/drawingml/2006/picture">
                 <pic:pic xmlns:pic="http://schemas.openxmlformats.org/drawingml/2006/picture">
                   <pic:nvPicPr>
-                    <pic:cNvPr id="1512650782" name="Picture 1512650782"/>
+                    <pic:cNvPr id="73509487" name="Picture 73509487"/>
                     <pic:cNvPicPr/>
                   </pic:nvPicPr>
                   <pic:blipFill>
-                    <a:blip r:embed="rId42">
+                    <a:blip r:embed="rId42" cstate="print">
                       <a:extLst>
                         <a:ext uri="{28A0092B-C50C-407E-A947-70E740481C1C}">
                           <a14:useLocalDpi xmlns:a14="http://schemas.microsoft.com/office/drawing/2010/main" val="0"/>
@@ -23560,7 +23499,7 @@
                   <pic:spPr>
                     <a:xfrm>
                       <a:off x="0" y="0"/>
-                      <a:ext cx="5044191" cy="4118531"/>
+                      <a:ext cx="4043261" cy="3792003"/>
                     </a:xfrm>
                     <a:prstGeom prst="rect">
                       <a:avLst/>
@@ -23572,18 +23511,34 @@
           </wp:inline>
         </w:drawing>
       </w:r>
-      <w:r>
-        <w:rPr>
-          <w:rFonts w:ascii="Times New Roman" w:hAnsi="Times New Roman" w:cs="Times New Roman"/>
+    </w:p>
+    <w:p>
+      <w:pPr>
+        <w:jc w:val="center"/>
+        <w:rPr>
+          <w:rFonts w:ascii="Times New Roman" w:hAnsi="Times New Roman" w:cs="Times New Roman"/>
+          <w:b/>
+          <w:bCs/>
+          <w:sz w:val="28"/>
+          <w:szCs w:val="28"/>
+          <w:lang w:val="kk-KZ"/>
+        </w:rPr>
+      </w:pPr>
+      <w:r>
+        <w:rPr>
+          <w:rFonts w:ascii="Times New Roman" w:hAnsi="Times New Roman" w:cs="Times New Roman"/>
+          <w:b/>
+          <w:bCs/>
           <w:noProof/>
           <w:sz w:val="28"/>
           <w:szCs w:val="28"/>
+          <w:lang w:val="kk-KZ"/>
         </w:rPr>
         <w:drawing>
-          <wp:inline distT="0" distB="0" distL="0" distR="0" wp14:anchorId="5D0124E9" wp14:editId="51162C3C">
-            <wp:extent cx="5219272" cy="3577892"/>
-            <wp:effectExtent l="0" t="0" r="635" b="3810"/>
-            <wp:docPr id="1228809973" name="Picture 4"/>
+          <wp:inline distT="0" distB="0" distL="0" distR="0" wp14:anchorId="5512D8B8" wp14:editId="6102A204">
+            <wp:extent cx="3655067" cy="3878433"/>
+            <wp:effectExtent l="0" t="0" r="2540" b="0"/>
+            <wp:docPr id="92086295" name="Picture 6"/>
             <wp:cNvGraphicFramePr>
               <a:graphicFrameLocks xmlns:a="http://schemas.openxmlformats.org/drawingml/2006/main" noChangeAspect="1"/>
             </wp:cNvGraphicFramePr>
@@ -23591,7 +23546,7 @@
               <a:graphicData uri="http://schemas.openxmlformats.org/drawingml/2006/picture">
                 <pic:pic xmlns:pic="http://schemas.openxmlformats.org/drawingml/2006/picture">
                   <pic:nvPicPr>
-                    <pic:cNvPr id="1228809973" name="Picture 1228809973"/>
+                    <pic:cNvPr id="92086295" name="Picture 92086295"/>
                     <pic:cNvPicPr/>
                   </pic:nvPicPr>
                   <pic:blipFill>
@@ -23609,7 +23564,7 @@
                   <pic:spPr>
                     <a:xfrm>
                       <a:off x="0" y="0"/>
-                      <a:ext cx="5234393" cy="3588258"/>
+                      <a:ext cx="3667534" cy="3891662"/>
                     </a:xfrm>
                     <a:prstGeom prst="rect">
                       <a:avLst/>
@@ -23631,7 +23586,7 @@
           <w:bCs/>
           <w:sz w:val="28"/>
           <w:szCs w:val="28"/>
-          <w:lang w:val="kk-KZ"/>
+          <w:lang w:val="en-US"/>
         </w:rPr>
       </w:pPr>
       <w:r>
@@ -23703,12 +23658,13 @@
           <w:noProof/>
           <w:sz w:val="28"/>
           <w:szCs w:val="28"/>
+          <w:lang w:val="kk-KZ"/>
         </w:rPr>
         <w:drawing>
-          <wp:inline distT="0" distB="0" distL="0" distR="0" wp14:anchorId="3C997C3D" wp14:editId="4F676627">
-            <wp:extent cx="5943600" cy="7194235"/>
+          <wp:inline distT="0" distB="0" distL="0" distR="0" wp14:anchorId="736CFCE8" wp14:editId="44AC9CED">
+            <wp:extent cx="5943600" cy="6875780"/>
             <wp:effectExtent l="0" t="0" r="0" b="0"/>
-            <wp:docPr id="639340178" name="Picture 5"/>
+            <wp:docPr id="1949782516" name="Picture 7"/>
             <wp:cNvGraphicFramePr>
               <a:graphicFrameLocks xmlns:a="http://schemas.openxmlformats.org/drawingml/2006/main" noChangeAspect="1"/>
             </wp:cNvGraphicFramePr>
@@ -23716,7 +23672,7 @@
               <a:graphicData uri="http://schemas.openxmlformats.org/drawingml/2006/picture">
                 <pic:pic xmlns:pic="http://schemas.openxmlformats.org/drawingml/2006/picture">
                   <pic:nvPicPr>
-                    <pic:cNvPr id="639340178" name="Picture 639340178"/>
+                    <pic:cNvPr id="1949782516" name="Picture 1949782516"/>
                     <pic:cNvPicPr/>
                   </pic:nvPicPr>
                   <pic:blipFill>
@@ -23734,7 +23690,7 @@
                   <pic:spPr>
                     <a:xfrm>
                       <a:off x="0" y="0"/>
-                      <a:ext cx="5943600" cy="7194235"/>
+                      <a:ext cx="5943600" cy="6875780"/>
                     </a:xfrm>
                     <a:prstGeom prst="rect">
                       <a:avLst/>
@@ -23749,21 +23705,37 @@
     </w:p>
     <w:p>
       <w:pPr>
-        <w:rPr>
-          <w:rFonts w:ascii="Times New Roman" w:hAnsi="Times New Roman" w:cs="Times New Roman"/>
-          <w:sz w:val="28"/>
-          <w:szCs w:val="28"/>
-          <w:lang w:val="kk-KZ"/>
-        </w:rPr>
-      </w:pPr>
-    </w:p>
-    <w:p>
-      <w:pPr>
-        <w:rPr>
-          <w:rFonts w:ascii="Times New Roman" w:hAnsi="Times New Roman" w:cs="Times New Roman"/>
-          <w:sz w:val="28"/>
-          <w:szCs w:val="28"/>
-          <w:lang w:val="kk-KZ"/>
+        <w:jc w:val="center"/>
+        <w:rPr>
+          <w:rFonts w:ascii="Times New Roman" w:hAnsi="Times New Roman" w:cs="Times New Roman"/>
+          <w:b/>
+          <w:bCs/>
+          <w:sz w:val="28"/>
+          <w:szCs w:val="28"/>
+        </w:rPr>
+      </w:pPr>
+    </w:p>
+    <w:p>
+      <w:pPr>
+        <w:jc w:val="center"/>
+        <w:rPr>
+          <w:rFonts w:ascii="Times New Roman" w:hAnsi="Times New Roman" w:cs="Times New Roman"/>
+          <w:b/>
+          <w:bCs/>
+          <w:sz w:val="28"/>
+          <w:szCs w:val="28"/>
+        </w:rPr>
+      </w:pPr>
+    </w:p>
+    <w:p>
+      <w:pPr>
+        <w:jc w:val="center"/>
+        <w:rPr>
+          <w:rFonts w:ascii="Times New Roman" w:hAnsi="Times New Roman" w:cs="Times New Roman"/>
+          <w:b/>
+          <w:bCs/>
+          <w:sz w:val="28"/>
+          <w:szCs w:val="28"/>
         </w:rPr>
       </w:pPr>
     </w:p>
@@ -23832,18 +23804,34 @@
         </w:rPr>
         <w:t>жалғасы</w:t>
       </w:r>
-      <w:r>
-        <w:rPr>
-          <w:rFonts w:ascii="Times New Roman" w:hAnsi="Times New Roman" w:cs="Times New Roman"/>
+    </w:p>
+    <w:p>
+      <w:pPr>
+        <w:jc w:val="center"/>
+        <w:rPr>
+          <w:rFonts w:ascii="Times New Roman" w:hAnsi="Times New Roman" w:cs="Times New Roman"/>
+          <w:b/>
+          <w:bCs/>
+          <w:sz w:val="28"/>
+          <w:szCs w:val="28"/>
+          <w:lang w:val="en-US"/>
+        </w:rPr>
+      </w:pPr>
+      <w:r>
+        <w:rPr>
+          <w:rFonts w:ascii="Times New Roman" w:hAnsi="Times New Roman" w:cs="Times New Roman"/>
+          <w:b/>
+          <w:bCs/>
           <w:noProof/>
           <w:sz w:val="28"/>
           <w:szCs w:val="28"/>
+          <w:lang w:val="kk-KZ"/>
         </w:rPr>
         <w:drawing>
-          <wp:inline distT="0" distB="0" distL="0" distR="0" wp14:anchorId="69C78263" wp14:editId="2B040F5F">
-            <wp:extent cx="5943600" cy="7193915"/>
+          <wp:inline distT="0" distB="0" distL="0" distR="0" wp14:anchorId="7A85F7B5" wp14:editId="545CAED3">
+            <wp:extent cx="5943600" cy="6252845"/>
             <wp:effectExtent l="0" t="0" r="0" b="0"/>
-            <wp:docPr id="546036766" name="Picture 6"/>
+            <wp:docPr id="1424881110" name="Picture 8"/>
             <wp:cNvGraphicFramePr>
               <a:graphicFrameLocks xmlns:a="http://schemas.openxmlformats.org/drawingml/2006/main" noChangeAspect="1"/>
             </wp:cNvGraphicFramePr>
@@ -23851,7 +23839,7 @@
               <a:graphicData uri="http://schemas.openxmlformats.org/drawingml/2006/picture">
                 <pic:pic xmlns:pic="http://schemas.openxmlformats.org/drawingml/2006/picture">
                   <pic:nvPicPr>
-                    <pic:cNvPr id="546036766" name="Picture 546036766"/>
+                    <pic:cNvPr id="1424881110" name="Picture 1424881110"/>
                     <pic:cNvPicPr/>
                   </pic:nvPicPr>
                   <pic:blipFill>
@@ -23869,7 +23857,7 @@
                   <pic:spPr>
                     <a:xfrm>
                       <a:off x="0" y="0"/>
-                      <a:ext cx="5943600" cy="7193915"/>
+                      <a:ext cx="5943600" cy="6252845"/>
                     </a:xfrm>
                     <a:prstGeom prst="rect">
                       <a:avLst/>
@@ -23891,7 +23879,7 @@
           <w:bCs/>
           <w:sz w:val="28"/>
           <w:szCs w:val="28"/>
-          <w:lang w:val="kk-KZ"/>
+          <w:lang w:val="en-US"/>
         </w:rPr>
       </w:pPr>
     </w:p>
@@ -23904,7 +23892,7 @@
           <w:bCs/>
           <w:sz w:val="28"/>
           <w:szCs w:val="28"/>
-          <w:lang w:val="kk-KZ"/>
+          <w:lang w:val="en-US"/>
         </w:rPr>
       </w:pPr>
     </w:p>
@@ -23917,7 +23905,33 @@
           <w:bCs/>
           <w:sz w:val="28"/>
           <w:szCs w:val="28"/>
-          <w:lang w:val="kk-KZ"/>
+          <w:lang w:val="en-US"/>
+        </w:rPr>
+      </w:pPr>
+    </w:p>
+    <w:p>
+      <w:pPr>
+        <w:jc w:val="center"/>
+        <w:rPr>
+          <w:rFonts w:ascii="Times New Roman" w:hAnsi="Times New Roman" w:cs="Times New Roman"/>
+          <w:b/>
+          <w:bCs/>
+          <w:sz w:val="28"/>
+          <w:szCs w:val="28"/>
+          <w:lang w:val="kk-KZ"/>
+        </w:rPr>
+      </w:pPr>
+    </w:p>
+    <w:p>
+      <w:pPr>
+        <w:ind w:left="720" w:firstLine="720"/>
+        <w:jc w:val="center"/>
+        <w:rPr>
+          <w:rFonts w:ascii="Times New Roman" w:hAnsi="Times New Roman" w:cs="Times New Roman"/>
+          <w:b/>
+          <w:bCs/>
+          <w:sz w:val="28"/>
+          <w:szCs w:val="28"/>
         </w:rPr>
       </w:pPr>
       <w:r>
@@ -23980,7 +23994,7 @@
           <w:rFonts w:ascii="Times New Roman" w:hAnsi="Times New Roman" w:cs="Times New Roman"/>
           <w:sz w:val="28"/>
           <w:szCs w:val="28"/>
-          <w:lang w:val="kk-KZ"/>
+          <w:lang w:val="en-US"/>
         </w:rPr>
       </w:pPr>
       <w:r>
@@ -23989,12 +24003,13 @@
           <w:noProof/>
           <w:sz w:val="28"/>
           <w:szCs w:val="28"/>
+          <w:lang w:val="kk-KZ"/>
         </w:rPr>
         <w:drawing>
-          <wp:inline distT="0" distB="0" distL="0" distR="0" wp14:anchorId="125D43E9" wp14:editId="7D6FAB65">
-            <wp:extent cx="5943600" cy="7194235"/>
-            <wp:effectExtent l="0" t="0" r="0" b="0"/>
-            <wp:docPr id="1825348439" name="Picture 7"/>
+          <wp:inline distT="0" distB="0" distL="0" distR="0" wp14:anchorId="0C52CCDF" wp14:editId="7492F158">
+            <wp:extent cx="5660824" cy="7600293"/>
+            <wp:effectExtent l="0" t="0" r="3810" b="0"/>
+            <wp:docPr id="683745790" name="Picture 9"/>
             <wp:cNvGraphicFramePr>
               <a:graphicFrameLocks xmlns:a="http://schemas.openxmlformats.org/drawingml/2006/main" noChangeAspect="1"/>
             </wp:cNvGraphicFramePr>
@@ -24002,7 +24017,7 @@
               <a:graphicData uri="http://schemas.openxmlformats.org/drawingml/2006/picture">
                 <pic:pic xmlns:pic="http://schemas.openxmlformats.org/drawingml/2006/picture">
                   <pic:nvPicPr>
-                    <pic:cNvPr id="1825348439" name="Picture 1825348439"/>
+                    <pic:cNvPr id="683745790" name="Picture 683745790"/>
                     <pic:cNvPicPr/>
                   </pic:nvPicPr>
                   <pic:blipFill>
@@ -24020,7 +24035,7 @@
                   <pic:spPr>
                     <a:xfrm>
                       <a:off x="0" y="0"/>
-                      <a:ext cx="5943600" cy="7194235"/>
+                      <a:ext cx="5664278" cy="7604930"/>
                     </a:xfrm>
                     <a:prstGeom prst="rect">
                       <a:avLst/>
@@ -24035,26 +24050,6 @@
     </w:p>
     <w:p>
       <w:pPr>
-        <w:rPr>
-          <w:rFonts w:ascii="Times New Roman" w:hAnsi="Times New Roman" w:cs="Times New Roman"/>
-          <w:sz w:val="28"/>
-          <w:szCs w:val="28"/>
-          <w:lang w:val="kk-KZ"/>
-        </w:rPr>
-      </w:pPr>
-    </w:p>
-    <w:p>
-      <w:pPr>
-        <w:rPr>
-          <w:rFonts w:ascii="Times New Roman" w:hAnsi="Times New Roman" w:cs="Times New Roman"/>
-          <w:sz w:val="28"/>
-          <w:szCs w:val="28"/>
-          <w:lang w:val="kk-KZ"/>
-        </w:rPr>
-      </w:pPr>
-    </w:p>
-    <w:p>
-      <w:pPr>
         <w:jc w:val="center"/>
         <w:rPr>
           <w:rFonts w:ascii="Times New Roman" w:hAnsi="Times New Roman" w:cs="Times New Roman"/>
@@ -24118,18 +24113,47 @@
         </w:rPr>
         <w:t>жалғасы</w:t>
       </w:r>
-      <w:r>
-        <w:rPr>
-          <w:rFonts w:ascii="Times New Roman" w:hAnsi="Times New Roman" w:cs="Times New Roman"/>
+    </w:p>
+    <w:p>
+      <w:pPr>
+        <w:jc w:val="center"/>
+        <w:rPr>
+          <w:rFonts w:ascii="Times New Roman" w:hAnsi="Times New Roman" w:cs="Times New Roman"/>
+          <w:b/>
+          <w:bCs/>
+          <w:sz w:val="28"/>
+          <w:szCs w:val="28"/>
+          <w:lang w:val="kk-KZ"/>
+        </w:rPr>
+      </w:pPr>
+    </w:p>
+    <w:p>
+      <w:pPr>
+        <w:jc w:val="center"/>
+        <w:rPr>
+          <w:rFonts w:ascii="Times New Roman" w:hAnsi="Times New Roman" w:cs="Times New Roman"/>
+          <w:b/>
+          <w:bCs/>
+          <w:sz w:val="28"/>
+          <w:szCs w:val="28"/>
+          <w:lang w:val="kk-KZ"/>
+        </w:rPr>
+      </w:pPr>
+      <w:r>
+        <w:rPr>
+          <w:rFonts w:ascii="Times New Roman" w:hAnsi="Times New Roman" w:cs="Times New Roman"/>
+          <w:b/>
+          <w:bCs/>
           <w:noProof/>
           <w:sz w:val="28"/>
           <w:szCs w:val="28"/>
+          <w:lang w:val="kk-KZ"/>
         </w:rPr>
         <w:drawing>
-          <wp:inline distT="0" distB="0" distL="0" distR="0" wp14:anchorId="32AC8617" wp14:editId="67ADCF36">
-            <wp:extent cx="5943600" cy="7193915"/>
-            <wp:effectExtent l="0" t="0" r="0" b="0"/>
-            <wp:docPr id="111712298" name="Picture 12"/>
+          <wp:inline distT="0" distB="0" distL="0" distR="0" wp14:anchorId="4EC4A27A" wp14:editId="5C29F41A">
+            <wp:extent cx="5123793" cy="7489562"/>
+            <wp:effectExtent l="0" t="0" r="0" b="3810"/>
+            <wp:docPr id="1006928107" name="Picture 10"/>
             <wp:cNvGraphicFramePr>
               <a:graphicFrameLocks xmlns:a="http://schemas.openxmlformats.org/drawingml/2006/main" noChangeAspect="1"/>
             </wp:cNvGraphicFramePr>
@@ -24137,7 +24161,7 @@
               <a:graphicData uri="http://schemas.openxmlformats.org/drawingml/2006/picture">
                 <pic:pic xmlns:pic="http://schemas.openxmlformats.org/drawingml/2006/picture">
                   <pic:nvPicPr>
-                    <pic:cNvPr id="111712298" name="Picture 111712298"/>
+                    <pic:cNvPr id="1006928107" name="Picture 1006928107"/>
                     <pic:cNvPicPr/>
                   </pic:nvPicPr>
                   <pic:blipFill>
@@ -24155,7 +24179,7 @@
                   <pic:spPr>
                     <a:xfrm>
                       <a:off x="0" y="0"/>
-                      <a:ext cx="5943600" cy="7193915"/>
+                      <a:ext cx="5123793" cy="7489562"/>
                     </a:xfrm>
                     <a:prstGeom prst="rect">
                       <a:avLst/>
@@ -24180,32 +24204,6 @@
           <w:lang w:val="kk-KZ"/>
         </w:rPr>
       </w:pPr>
-    </w:p>
-    <w:p>
-      <w:pPr>
-        <w:jc w:val="center"/>
-        <w:rPr>
-          <w:rFonts w:ascii="Times New Roman" w:hAnsi="Times New Roman" w:cs="Times New Roman"/>
-          <w:b/>
-          <w:bCs/>
-          <w:sz w:val="28"/>
-          <w:szCs w:val="28"/>
-          <w:lang w:val="kk-KZ"/>
-        </w:rPr>
-      </w:pPr>
-    </w:p>
-    <w:p>
-      <w:pPr>
-        <w:jc w:val="center"/>
-        <w:rPr>
-          <w:rFonts w:ascii="Times New Roman" w:hAnsi="Times New Roman" w:cs="Times New Roman"/>
-          <w:b/>
-          <w:bCs/>
-          <w:sz w:val="28"/>
-          <w:szCs w:val="28"/>
-          <w:lang w:val="kk-KZ"/>
-        </w:rPr>
-      </w:pPr>
       <w:r>
         <w:rPr>
           <w:rFonts w:ascii="Times New Roman" w:hAnsi="Times New Roman" w:cs="Times New Roman"/>
@@ -24259,18 +24257,34 @@
         </w:rPr>
         <w:t>жалғасы</w:t>
       </w:r>
-      <w:r>
-        <w:rPr>
-          <w:rFonts w:ascii="Times New Roman" w:hAnsi="Times New Roman" w:cs="Times New Roman"/>
+    </w:p>
+    <w:p>
+      <w:pPr>
+        <w:jc w:val="center"/>
+        <w:rPr>
+          <w:rFonts w:ascii="Times New Roman" w:hAnsi="Times New Roman" w:cs="Times New Roman"/>
+          <w:b/>
+          <w:bCs/>
+          <w:sz w:val="28"/>
+          <w:szCs w:val="28"/>
+          <w:lang w:val="kk-KZ"/>
+        </w:rPr>
+      </w:pPr>
+      <w:r>
+        <w:rPr>
+          <w:rFonts w:ascii="Times New Roman" w:hAnsi="Times New Roman" w:cs="Times New Roman"/>
+          <w:b/>
+          <w:bCs/>
           <w:noProof/>
           <w:sz w:val="28"/>
           <w:szCs w:val="28"/>
+          <w:lang w:val="kk-KZ"/>
         </w:rPr>
         <w:drawing>
-          <wp:inline distT="0" distB="0" distL="0" distR="0" wp14:anchorId="1B0216E8" wp14:editId="1691E686">
-            <wp:extent cx="5943600" cy="7193915"/>
+          <wp:inline distT="0" distB="0" distL="0" distR="0" wp14:anchorId="3C92D968" wp14:editId="49C8F155">
+            <wp:extent cx="5943600" cy="7024370"/>
             <wp:effectExtent l="0" t="0" r="0" b="0"/>
-            <wp:docPr id="1032704354" name="Picture 9"/>
+            <wp:docPr id="1369974556" name="Picture 11"/>
             <wp:cNvGraphicFramePr>
               <a:graphicFrameLocks xmlns:a="http://schemas.openxmlformats.org/drawingml/2006/main" noChangeAspect="1"/>
             </wp:cNvGraphicFramePr>
@@ -24278,7 +24292,7 @@
               <a:graphicData uri="http://schemas.openxmlformats.org/drawingml/2006/picture">
                 <pic:pic xmlns:pic="http://schemas.openxmlformats.org/drawingml/2006/picture">
                   <pic:nvPicPr>
-                    <pic:cNvPr id="1032704354" name="Picture 1032704354"/>
+                    <pic:cNvPr id="1369974556" name="Picture 1369974556"/>
                     <pic:cNvPicPr/>
                   </pic:nvPicPr>
                   <pic:blipFill>
@@ -24296,7 +24310,7 @@
                   <pic:spPr>
                     <a:xfrm>
                       <a:off x="0" y="0"/>
-                      <a:ext cx="5943600" cy="7193915"/>
+                      <a:ext cx="5943600" cy="7024370"/>
                     </a:xfrm>
                     <a:prstGeom prst="rect">
                       <a:avLst/>
@@ -24331,7 +24345,6 @@
           <w:bCs/>
           <w:sz w:val="28"/>
           <w:szCs w:val="28"/>
-          <w:lang w:val="kk-KZ"/>
         </w:rPr>
       </w:pPr>
     </w:p>
@@ -24410,18 +24423,32 @@
           <w:lang w:val="en-US"/>
         </w:rPr>
       </w:pPr>
-      <w:r>
-        <w:rPr>
-          <w:rFonts w:ascii="Times New Roman" w:hAnsi="Times New Roman" w:cs="Times New Roman"/>
+    </w:p>
+    <w:p>
+      <w:pPr>
+        <w:jc w:val="center"/>
+        <w:rPr>
+          <w:rFonts w:ascii="Times New Roman" w:hAnsi="Times New Roman" w:cs="Times New Roman"/>
+          <w:b/>
+          <w:bCs/>
+          <w:sz w:val="28"/>
+          <w:szCs w:val="28"/>
+        </w:rPr>
+      </w:pPr>
+      <w:r>
+        <w:rPr>
+          <w:rFonts w:ascii="Times New Roman" w:hAnsi="Times New Roman" w:cs="Times New Roman"/>
+          <w:b/>
+          <w:bCs/>
           <w:noProof/>
           <w:sz w:val="28"/>
           <w:szCs w:val="28"/>
         </w:rPr>
         <w:drawing>
-          <wp:inline distT="0" distB="0" distL="0" distR="0" wp14:anchorId="76F35E05" wp14:editId="226A4F7B">
-            <wp:extent cx="5943600" cy="7194235"/>
+          <wp:inline distT="0" distB="0" distL="0" distR="0" wp14:anchorId="3EBEC3EE" wp14:editId="2FF8F70E">
+            <wp:extent cx="5943600" cy="7100570"/>
             <wp:effectExtent l="0" t="0" r="0" b="0"/>
-            <wp:docPr id="140220494" name="Picture 8"/>
+            <wp:docPr id="1218558867" name="Picture 14"/>
             <wp:cNvGraphicFramePr>
               <a:graphicFrameLocks xmlns:a="http://schemas.openxmlformats.org/drawingml/2006/main" noChangeAspect="1"/>
             </wp:cNvGraphicFramePr>
@@ -24429,7 +24456,7 @@
               <a:graphicData uri="http://schemas.openxmlformats.org/drawingml/2006/picture">
                 <pic:pic xmlns:pic="http://schemas.openxmlformats.org/drawingml/2006/picture">
                   <pic:nvPicPr>
-                    <pic:cNvPr id="140220494" name="Picture 140220494"/>
+                    <pic:cNvPr id="1218558867" name="Picture 1218558867"/>
                     <pic:cNvPicPr/>
                   </pic:nvPicPr>
                   <pic:blipFill>
@@ -24447,7 +24474,7 @@
                   <pic:spPr>
                     <a:xfrm>
                       <a:off x="0" y="0"/>
-                      <a:ext cx="5943600" cy="7194235"/>
+                      <a:ext cx="5943600" cy="7100570"/>
                     </a:xfrm>
                     <a:prstGeom prst="rect">
                       <a:avLst/>
@@ -24459,39 +24486,27 @@
           </wp:inline>
         </w:drawing>
       </w:r>
-    </w:p>
-    <w:p>
-      <w:pPr>
-        <w:rPr>
-          <w:rFonts w:ascii="Times New Roman" w:hAnsi="Times New Roman" w:cs="Times New Roman"/>
-          <w:b/>
-          <w:bCs/>
-          <w:sz w:val="28"/>
-          <w:szCs w:val="28"/>
-        </w:rPr>
-      </w:pPr>
-    </w:p>
-    <w:p>
-      <w:pPr>
-        <w:rPr>
-          <w:rFonts w:ascii="Times New Roman" w:hAnsi="Times New Roman" w:cs="Times New Roman"/>
-          <w:b/>
-          <w:bCs/>
-          <w:sz w:val="28"/>
-          <w:szCs w:val="28"/>
-        </w:rPr>
-      </w:pPr>
-    </w:p>
-    <w:p>
-      <w:pPr>
-        <w:rPr>
-          <w:rFonts w:ascii="Times New Roman" w:hAnsi="Times New Roman" w:cs="Times New Roman"/>
-          <w:b/>
-          <w:bCs/>
-          <w:sz w:val="28"/>
-          <w:szCs w:val="28"/>
-        </w:rPr>
-      </w:pPr>
+      <w:r>
+        <w:rPr>
+          <w:rFonts w:ascii="Times New Roman" w:hAnsi="Times New Roman" w:cs="Times New Roman"/>
+          <w:b/>
+          <w:bCs/>
+          <w:sz w:val="28"/>
+          <w:szCs w:val="28"/>
+        </w:rPr>
+        <w:br w:type="page"/>
+      </w:r>
+      <w:r>
+        <w:rPr>
+          <w:rFonts w:ascii="Times New Roman" w:hAnsi="Times New Roman" w:cs="Times New Roman"/>
+          <w:b/>
+          <w:bCs/>
+          <w:sz w:val="28"/>
+          <w:szCs w:val="28"/>
+        </w:rPr>
+        <w:lastRenderedPageBreak/>
+        <w:t>В қосымшасының жалғасы</w:t>
+      </w:r>
     </w:p>
     <w:p>
       <w:pPr>
@@ -24502,18 +24517,28 @@
           <w:bCs/>
           <w:sz w:val="28"/>
           <w:szCs w:val="28"/>
-          <w:lang w:val="kk-KZ"/>
-        </w:rPr>
-      </w:pPr>
-      <w:r>
-        <w:rPr>
-          <w:rFonts w:ascii="Times New Roman" w:hAnsi="Times New Roman" w:cs="Times New Roman"/>
-          <w:b/>
-          <w:bCs/>
-          <w:sz w:val="28"/>
-          <w:szCs w:val="28"/>
-        </w:rPr>
-        <w:t>В қосымшасының жалғасы</w:t>
+        </w:rPr>
+      </w:pPr>
+      <w:r>
+        <w:rPr>
+          <w:rFonts w:ascii="Times New Roman" w:hAnsi="Times New Roman" w:cs="Times New Roman"/>
+          <w:b/>
+          <w:bCs/>
+          <w:sz w:val="28"/>
+          <w:szCs w:val="28"/>
+        </w:rPr>
+        <w:t>(Django) Backend</w:t>
+      </w:r>
+      <w:r>
+        <w:rPr>
+          <w:rFonts w:ascii="Times New Roman" w:hAnsi="Times New Roman" w:cs="Times New Roman"/>
+          <w:b/>
+          <w:bCs/>
+          <w:sz w:val="28"/>
+          <w:szCs w:val="28"/>
+          <w:lang w:val="kk-KZ"/>
+        </w:rPr>
+        <w:t xml:space="preserve"> код</w:t>
       </w:r>
     </w:p>
     <w:p>
@@ -24521,56 +24546,25 @@
         <w:jc w:val="center"/>
         <w:rPr>
           <w:rFonts w:ascii="Times New Roman" w:hAnsi="Times New Roman" w:cs="Times New Roman"/>
-          <w:b/>
-          <w:bCs/>
-          <w:sz w:val="28"/>
-          <w:szCs w:val="28"/>
-        </w:rPr>
-      </w:pPr>
-      <w:r>
-        <w:rPr>
-          <w:rFonts w:ascii="Times New Roman" w:hAnsi="Times New Roman" w:cs="Times New Roman"/>
-          <w:b/>
-          <w:bCs/>
-          <w:sz w:val="28"/>
-          <w:szCs w:val="28"/>
-        </w:rPr>
-        <w:t>(Django) Backend</w:t>
-      </w:r>
-      <w:r>
-        <w:rPr>
-          <w:rFonts w:ascii="Times New Roman" w:hAnsi="Times New Roman" w:cs="Times New Roman"/>
-          <w:b/>
-          <w:bCs/>
-          <w:sz w:val="28"/>
-          <w:szCs w:val="28"/>
-          <w:lang w:val="kk-KZ"/>
-        </w:rPr>
-        <w:t xml:space="preserve"> код</w:t>
-      </w:r>
-    </w:p>
-    <w:p>
-      <w:pPr>
-        <w:jc w:val="center"/>
-        <w:rPr>
-          <w:rFonts w:ascii="Times New Roman" w:hAnsi="Times New Roman" w:cs="Times New Roman"/>
-          <w:sz w:val="28"/>
-          <w:szCs w:val="28"/>
-          <w:lang w:val="kk-KZ"/>
-        </w:rPr>
-      </w:pPr>
-      <w:r>
-        <w:rPr>
-          <w:rFonts w:ascii="Times New Roman" w:hAnsi="Times New Roman" w:cs="Times New Roman"/>
+          <w:sz w:val="28"/>
+          <w:szCs w:val="28"/>
+          <w:lang w:val="kk-KZ"/>
+        </w:rPr>
+      </w:pPr>
+      <w:r>
+        <w:rPr>
+          <w:rFonts w:ascii="Times New Roman" w:hAnsi="Times New Roman" w:cs="Times New Roman"/>
+          <w:b/>
+          <w:bCs/>
           <w:noProof/>
           <w:sz w:val="28"/>
           <w:szCs w:val="28"/>
         </w:rPr>
         <w:drawing>
-          <wp:inline distT="0" distB="0" distL="0" distR="0" wp14:anchorId="35C6C94F" wp14:editId="49335379">
-            <wp:extent cx="5943600" cy="5440386"/>
-            <wp:effectExtent l="0" t="0" r="0" b="0"/>
-            <wp:docPr id="1109146339" name="Picture 13"/>
+          <wp:inline distT="0" distB="0" distL="0" distR="0" wp14:anchorId="2A678374" wp14:editId="727DE65D">
+            <wp:extent cx="5943600" cy="5699760"/>
+            <wp:effectExtent l="0" t="0" r="0" b="2540"/>
+            <wp:docPr id="1717922341" name="Picture 13"/>
             <wp:cNvGraphicFramePr>
               <a:graphicFrameLocks xmlns:a="http://schemas.openxmlformats.org/drawingml/2006/main" noChangeAspect="1"/>
             </wp:cNvGraphicFramePr>
@@ -24578,11 +24572,11 @@
               <a:graphicData uri="http://schemas.openxmlformats.org/drawingml/2006/picture">
                 <pic:pic xmlns:pic="http://schemas.openxmlformats.org/drawingml/2006/picture">
                   <pic:nvPicPr>
-                    <pic:cNvPr id="1109146339" name="Picture 1109146339"/>
+                    <pic:cNvPr id="1717922341" name="Picture 1717922341"/>
                     <pic:cNvPicPr/>
                   </pic:nvPicPr>
                   <pic:blipFill>
-                    <a:blip r:embed="rId50" cstate="print">
+                    <a:blip r:embed="rId50">
                       <a:extLst>
                         <a:ext uri="{28A0092B-C50C-407E-A947-70E740481C1C}">
                           <a14:useLocalDpi xmlns:a14="http://schemas.microsoft.com/office/drawing/2010/main" val="0"/>
@@ -24596,7 +24590,7 @@
                   <pic:spPr>
                     <a:xfrm>
                       <a:off x="0" y="0"/>
-                      <a:ext cx="5943600" cy="5440386"/>
+                      <a:ext cx="5943600" cy="5699760"/>
                     </a:xfrm>
                     <a:prstGeom prst="rect">
                       <a:avLst/>
@@ -24669,82 +24663,72 @@
         <w:jc w:val="center"/>
         <w:rPr>
           <w:rFonts w:ascii="Times New Roman" w:hAnsi="Times New Roman" w:cs="Times New Roman"/>
-          <w:sz w:val="28"/>
-          <w:szCs w:val="28"/>
-          <w:lang w:val="kk-KZ"/>
-        </w:rPr>
-      </w:pPr>
+          <w:b/>
+          <w:bCs/>
+          <w:sz w:val="28"/>
+          <w:szCs w:val="28"/>
+          <w:lang w:val="en-US"/>
+        </w:rPr>
+      </w:pPr>
+      <w:r>
+        <w:rPr>
+          <w:rFonts w:ascii="Times New Roman" w:hAnsi="Times New Roman" w:cs="Times New Roman"/>
+          <w:b/>
+          <w:bCs/>
+          <w:sz w:val="28"/>
+          <w:szCs w:val="28"/>
+        </w:rPr>
+        <w:lastRenderedPageBreak/>
+        <w:t>В</w:t>
+      </w:r>
+      <w:r>
+        <w:rPr>
+          <w:rFonts w:ascii="Times New Roman" w:hAnsi="Times New Roman" w:cs="Times New Roman"/>
+          <w:b/>
+          <w:bCs/>
+          <w:sz w:val="28"/>
+          <w:szCs w:val="28"/>
+          <w:lang w:val="en-US"/>
+        </w:rPr>
+        <w:t xml:space="preserve"> </w:t>
+      </w:r>
+      <w:r>
+        <w:rPr>
+          <w:rFonts w:ascii="Times New Roman" w:hAnsi="Times New Roman" w:cs="Times New Roman"/>
+          <w:b/>
+          <w:bCs/>
+          <w:sz w:val="28"/>
+          <w:szCs w:val="28"/>
+        </w:rPr>
+        <w:t>қосымшасының</w:t>
+      </w:r>
+      <w:r>
+        <w:rPr>
+          <w:rFonts w:ascii="Times New Roman" w:hAnsi="Times New Roman" w:cs="Times New Roman"/>
+          <w:b/>
+          <w:bCs/>
+          <w:sz w:val="28"/>
+          <w:szCs w:val="28"/>
+          <w:lang w:val="en-US"/>
+        </w:rPr>
+        <w:t xml:space="preserve"> </w:t>
+      </w:r>
+      <w:r>
+        <w:rPr>
+          <w:rFonts w:ascii="Times New Roman" w:hAnsi="Times New Roman" w:cs="Times New Roman"/>
+          <w:b/>
+          <w:bCs/>
+          <w:sz w:val="28"/>
+          <w:szCs w:val="28"/>
+        </w:rPr>
+        <w:t>жалғасы</w:t>
+      </w:r>
     </w:p>
     <w:p>
       <w:pPr>
         <w:jc w:val="center"/>
         <w:rPr>
           <w:rFonts w:ascii="Times New Roman" w:hAnsi="Times New Roman" w:cs="Times New Roman"/>
-          <w:b/>
-          <w:bCs/>
-          <w:sz w:val="28"/>
-          <w:szCs w:val="28"/>
-          <w:lang w:val="kk-KZ"/>
-        </w:rPr>
-      </w:pPr>
-      <w:r>
-        <w:rPr>
-          <w:rFonts w:ascii="Times New Roman" w:hAnsi="Times New Roman" w:cs="Times New Roman"/>
-          <w:b/>
-          <w:bCs/>
-          <w:sz w:val="28"/>
-          <w:szCs w:val="28"/>
-        </w:rPr>
-        <w:t>В</w:t>
-      </w:r>
-      <w:r>
-        <w:rPr>
-          <w:rFonts w:ascii="Times New Roman" w:hAnsi="Times New Roman" w:cs="Times New Roman"/>
-          <w:b/>
-          <w:bCs/>
-          <w:sz w:val="28"/>
-          <w:szCs w:val="28"/>
-          <w:lang w:val="en-US"/>
-        </w:rPr>
-        <w:t xml:space="preserve"> </w:t>
-      </w:r>
-      <w:r>
-        <w:rPr>
-          <w:rFonts w:ascii="Times New Roman" w:hAnsi="Times New Roman" w:cs="Times New Roman"/>
-          <w:b/>
-          <w:bCs/>
-          <w:sz w:val="28"/>
-          <w:szCs w:val="28"/>
-        </w:rPr>
-        <w:t>қосымшасының</w:t>
-      </w:r>
-      <w:r>
-        <w:rPr>
-          <w:rFonts w:ascii="Times New Roman" w:hAnsi="Times New Roman" w:cs="Times New Roman"/>
-          <w:b/>
-          <w:bCs/>
-          <w:sz w:val="28"/>
-          <w:szCs w:val="28"/>
-          <w:lang w:val="en-US"/>
-        </w:rPr>
-        <w:t xml:space="preserve"> </w:t>
-      </w:r>
-      <w:r>
-        <w:rPr>
-          <w:rFonts w:ascii="Times New Roman" w:hAnsi="Times New Roman" w:cs="Times New Roman"/>
-          <w:b/>
-          <w:bCs/>
-          <w:sz w:val="28"/>
-          <w:szCs w:val="28"/>
-        </w:rPr>
-        <w:t>жалғасы</w:t>
-      </w:r>
-    </w:p>
-    <w:p>
-      <w:pPr>
-        <w:jc w:val="center"/>
-        <w:rPr>
-          <w:rFonts w:ascii="Times New Roman" w:hAnsi="Times New Roman" w:cs="Times New Roman"/>
           <w:sz w:val="28"/>
           <w:szCs w:val="28"/>
           <w:lang w:val="kk-KZ"/>
@@ -24756,12 +24740,13 @@
           <w:noProof/>
           <w:sz w:val="28"/>
           <w:szCs w:val="28"/>
+          <w:lang w:val="en-US"/>
         </w:rPr>
         <w:drawing>
-          <wp:inline distT="0" distB="0" distL="0" distR="0" wp14:anchorId="5100885A" wp14:editId="16B56D6B">
-            <wp:extent cx="5943600" cy="5440386"/>
-            <wp:effectExtent l="0" t="0" r="0" b="0"/>
-            <wp:docPr id="1897966804" name="Picture 14"/>
+          <wp:inline distT="0" distB="0" distL="0" distR="0" wp14:anchorId="44403226" wp14:editId="2F2CB403">
+            <wp:extent cx="5776595" cy="2606722"/>
+            <wp:effectExtent l="0" t="0" r="1905" b="0"/>
+            <wp:docPr id="1387039805" name="Picture 12"/>
             <wp:cNvGraphicFramePr>
               <a:graphicFrameLocks xmlns:a="http://schemas.openxmlformats.org/drawingml/2006/main" noChangeAspect="1"/>
             </wp:cNvGraphicFramePr>
@@ -24769,7 +24754,7 @@
               <a:graphicData uri="http://schemas.openxmlformats.org/drawingml/2006/picture">
                 <pic:pic xmlns:pic="http://schemas.openxmlformats.org/drawingml/2006/picture">
                   <pic:nvPicPr>
-                    <pic:cNvPr id="1897966804" name="Picture 1897966804"/>
+                    <pic:cNvPr id="1387039805" name="Picture 1387039805"/>
                     <pic:cNvPicPr/>
                   </pic:nvPicPr>
                   <pic:blipFill>
@@ -24787,7 +24772,7 @@
                   <pic:spPr>
                     <a:xfrm>
                       <a:off x="0" y="0"/>
-                      <a:ext cx="5943600" cy="5440386"/>
+                      <a:ext cx="5797393" cy="2616107"/>
                     </a:xfrm>
                     <a:prstGeom prst="rect">
                       <a:avLst/>
@@ -24813,154 +24798,26 @@
     </w:p>
     <w:p>
       <w:pPr>
-        <w:jc w:val="center"/>
-        <w:rPr>
-          <w:rFonts w:ascii="Times New Roman" w:hAnsi="Times New Roman" w:cs="Times New Roman"/>
-          <w:sz w:val="28"/>
-          <w:szCs w:val="28"/>
-          <w:lang w:val="kk-KZ"/>
-        </w:rPr>
-      </w:pPr>
-    </w:p>
-    <w:p>
-      <w:pPr>
-        <w:rPr>
-          <w:rFonts w:ascii="Times New Roman" w:hAnsi="Times New Roman" w:cs="Times New Roman"/>
-          <w:sz w:val="28"/>
-          <w:szCs w:val="28"/>
-          <w:lang w:val="en-US"/>
-        </w:rPr>
-      </w:pPr>
-    </w:p>
-    <w:p>
-      <w:pPr>
-        <w:jc w:val="center"/>
-        <w:rPr>
-          <w:rFonts w:ascii="Times New Roman" w:hAnsi="Times New Roman" w:cs="Times New Roman"/>
-          <w:sz w:val="28"/>
-          <w:szCs w:val="28"/>
-          <w:lang w:val="kk-KZ"/>
-        </w:rPr>
-      </w:pPr>
-    </w:p>
-    <w:p>
-      <w:pPr>
-        <w:jc w:val="center"/>
-        <w:rPr>
-          <w:rFonts w:ascii="Times New Roman" w:hAnsi="Times New Roman" w:cs="Times New Roman"/>
-          <w:sz w:val="28"/>
-          <w:szCs w:val="28"/>
-          <w:lang w:val="kk-KZ"/>
-        </w:rPr>
-      </w:pPr>
-    </w:p>
-    <w:p>
-      <w:pPr>
-        <w:rPr>
-          <w:rFonts w:ascii="Times New Roman" w:hAnsi="Times New Roman" w:cs="Times New Roman"/>
-          <w:sz w:val="28"/>
-          <w:szCs w:val="28"/>
-          <w:lang w:val="kk-KZ"/>
-        </w:rPr>
-      </w:pPr>
-      <w:r>
-        <w:rPr>
-          <w:rFonts w:ascii="Times New Roman" w:hAnsi="Times New Roman" w:cs="Times New Roman"/>
-          <w:sz w:val="28"/>
-          <w:szCs w:val="28"/>
-          <w:lang w:val="kk-KZ"/>
-        </w:rPr>
-        <w:br w:type="page"/>
-      </w:r>
-    </w:p>
-    <w:p>
-      <w:pPr>
-        <w:jc w:val="center"/>
-        <w:rPr>
-          <w:rFonts w:ascii="Times New Roman" w:hAnsi="Times New Roman" w:cs="Times New Roman"/>
-          <w:b/>
-          <w:bCs/>
-          <w:sz w:val="28"/>
-          <w:szCs w:val="28"/>
-          <w:lang w:val="kk-KZ"/>
-        </w:rPr>
-      </w:pPr>
-      <w:r>
-        <w:rPr>
-          <w:rFonts w:ascii="Times New Roman" w:hAnsi="Times New Roman" w:cs="Times New Roman"/>
-          <w:b/>
-          <w:bCs/>
-          <w:sz w:val="28"/>
-          <w:szCs w:val="28"/>
-        </w:rPr>
-        <w:lastRenderedPageBreak/>
-        <w:t>В</w:t>
-      </w:r>
-      <w:r>
-        <w:rPr>
-          <w:rFonts w:ascii="Times New Roman" w:hAnsi="Times New Roman" w:cs="Times New Roman"/>
-          <w:b/>
-          <w:bCs/>
-          <w:sz w:val="28"/>
-          <w:szCs w:val="28"/>
-          <w:lang w:val="en-US"/>
-        </w:rPr>
-        <w:t xml:space="preserve"> </w:t>
-      </w:r>
-      <w:r>
-        <w:rPr>
-          <w:rFonts w:ascii="Times New Roman" w:hAnsi="Times New Roman" w:cs="Times New Roman"/>
-          <w:b/>
-          <w:bCs/>
-          <w:sz w:val="28"/>
-          <w:szCs w:val="28"/>
-        </w:rPr>
-        <w:t>қосымшасының</w:t>
-      </w:r>
-      <w:r>
-        <w:rPr>
-          <w:rFonts w:ascii="Times New Roman" w:hAnsi="Times New Roman" w:cs="Times New Roman"/>
-          <w:b/>
-          <w:bCs/>
-          <w:sz w:val="28"/>
-          <w:szCs w:val="28"/>
-          <w:lang w:val="en-US"/>
-        </w:rPr>
-        <w:t xml:space="preserve"> </w:t>
-      </w:r>
-      <w:r>
-        <w:rPr>
-          <w:rFonts w:ascii="Times New Roman" w:hAnsi="Times New Roman" w:cs="Times New Roman"/>
-          <w:b/>
-          <w:bCs/>
-          <w:sz w:val="28"/>
-          <w:szCs w:val="28"/>
-        </w:rPr>
-        <w:t>жалғасы</w:t>
-      </w:r>
-    </w:p>
-    <w:p>
-      <w:pPr>
-        <w:jc w:val="center"/>
-        <w:rPr>
-          <w:rFonts w:ascii="Times New Roman" w:hAnsi="Times New Roman" w:cs="Times New Roman"/>
-          <w:sz w:val="28"/>
-          <w:szCs w:val="28"/>
-          <w:lang w:val="en-US"/>
-        </w:rPr>
-      </w:pPr>
-      <w:r>
-        <w:rPr>
-          <w:rFonts w:ascii="Times New Roman" w:hAnsi="Times New Roman"/>
+        <w:rPr>
+          <w:rFonts w:ascii="Times New Roman" w:hAnsi="Times New Roman" w:cs="Times New Roman"/>
+          <w:sz w:val="28"/>
+          <w:szCs w:val="28"/>
+          <w:lang w:val="en-US"/>
+        </w:rPr>
+      </w:pPr>
+      <w:r>
+        <w:rPr>
+          <w:rFonts w:ascii="Times New Roman" w:hAnsi="Times New Roman" w:cs="Times New Roman"/>
           <w:noProof/>
           <w:sz w:val="28"/>
           <w:szCs w:val="28"/>
+          <w:lang w:val="en-US"/>
         </w:rPr>
         <w:drawing>
-          <wp:inline distT="0" distB="0" distL="0" distR="0" wp14:anchorId="1630FA90" wp14:editId="46B13119">
-            <wp:extent cx="5943600" cy="3587006"/>
+          <wp:inline distT="0" distB="0" distL="0" distR="0" wp14:anchorId="4F3C579A" wp14:editId="69C11417">
+            <wp:extent cx="5349922" cy="4410154"/>
             <wp:effectExtent l="0" t="0" r="0" b="0"/>
-            <wp:docPr id="1155767326" name="Picture 15"/>
+            <wp:docPr id="433157946" name="Picture 16"/>
             <wp:cNvGraphicFramePr>
               <a:graphicFrameLocks xmlns:a="http://schemas.openxmlformats.org/drawingml/2006/main" noChangeAspect="1"/>
             </wp:cNvGraphicFramePr>
@@ -24968,7 +24825,7 @@
               <a:graphicData uri="http://schemas.openxmlformats.org/drawingml/2006/picture">
                 <pic:pic xmlns:pic="http://schemas.openxmlformats.org/drawingml/2006/picture">
                   <pic:nvPicPr>
-                    <pic:cNvPr id="1155767326" name="Picture 1155767326"/>
+                    <pic:cNvPr id="433157946" name="Picture 433157946"/>
                     <pic:cNvPicPr/>
                   </pic:nvPicPr>
                   <pic:blipFill>
@@ -24986,7 +24843,7 @@
                   <pic:spPr>
                     <a:xfrm>
                       <a:off x="0" y="0"/>
-                      <a:ext cx="5943600" cy="3587006"/>
+                      <a:ext cx="5362969" cy="4420909"/>
                     </a:xfrm>
                     <a:prstGeom prst="rect">
                       <a:avLst/>
@@ -25001,6 +24858,16 @@
     </w:p>
     <w:p>
       <w:pPr>
+        <w:rPr>
+          <w:rFonts w:ascii="Times New Roman" w:hAnsi="Times New Roman" w:cs="Times New Roman"/>
+          <w:sz w:val="28"/>
+          <w:szCs w:val="28"/>
+          <w:lang w:val="en-US"/>
+        </w:rPr>
+      </w:pPr>
+    </w:p>
+    <w:p>
+      <w:pPr>
         <w:jc w:val="center"/>
         <w:rPr>
           <w:rFonts w:ascii="Times New Roman" w:hAnsi="Times New Roman" w:cs="Times New Roman"/>
@@ -25011,16 +24878,81 @@
       </w:pPr>
       <w:r>
         <w:rPr>
-          <w:rFonts w:ascii="Times New Roman" w:hAnsi="Times New Roman"/>
+          <w:rFonts w:ascii="Times New Roman" w:hAnsi="Times New Roman" w:cs="Times New Roman"/>
+          <w:b/>
+          <w:bCs/>
+          <w:sz w:val="28"/>
+          <w:szCs w:val="28"/>
+        </w:rPr>
+        <w:lastRenderedPageBreak/>
+        <w:t>В</w:t>
+      </w:r>
+      <w:r>
+        <w:rPr>
+          <w:rFonts w:ascii="Times New Roman" w:hAnsi="Times New Roman" w:cs="Times New Roman"/>
+          <w:b/>
+          <w:bCs/>
+          <w:sz w:val="28"/>
+          <w:szCs w:val="28"/>
+          <w:lang w:val="en-US"/>
+        </w:rPr>
+        <w:t xml:space="preserve"> </w:t>
+      </w:r>
+      <w:r>
+        <w:rPr>
+          <w:rFonts w:ascii="Times New Roman" w:hAnsi="Times New Roman" w:cs="Times New Roman"/>
+          <w:b/>
+          <w:bCs/>
+          <w:sz w:val="28"/>
+          <w:szCs w:val="28"/>
+        </w:rPr>
+        <w:t>қосымшасының</w:t>
+      </w:r>
+      <w:r>
+        <w:rPr>
+          <w:rFonts w:ascii="Times New Roman" w:hAnsi="Times New Roman" w:cs="Times New Roman"/>
+          <w:b/>
+          <w:bCs/>
+          <w:sz w:val="28"/>
+          <w:szCs w:val="28"/>
+          <w:lang w:val="en-US"/>
+        </w:rPr>
+        <w:t xml:space="preserve"> </w:t>
+      </w:r>
+      <w:r>
+        <w:rPr>
+          <w:rFonts w:ascii="Times New Roman" w:hAnsi="Times New Roman" w:cs="Times New Roman"/>
+          <w:b/>
+          <w:bCs/>
+          <w:sz w:val="28"/>
+          <w:szCs w:val="28"/>
+        </w:rPr>
+        <w:t>жалғасы</w:t>
+      </w:r>
+    </w:p>
+    <w:p>
+      <w:pPr>
+        <w:jc w:val="center"/>
+        <w:rPr>
+          <w:rFonts w:ascii="Times New Roman" w:hAnsi="Times New Roman" w:cs="Times New Roman"/>
+          <w:sz w:val="28"/>
+          <w:szCs w:val="28"/>
+          <w:lang w:val="en-US"/>
+        </w:rPr>
+      </w:pPr>
+      <w:r>
+        <w:rPr>
+          <w:rFonts w:ascii="Times New Roman" w:hAnsi="Times New Roman" w:cs="Times New Roman"/>
           <w:noProof/>
           <w:sz w:val="28"/>
           <w:szCs w:val="28"/>
+          <w:lang w:val="en-US"/>
         </w:rPr>
         <w:drawing>
-          <wp:inline distT="0" distB="0" distL="0" distR="0" wp14:anchorId="653F9C67" wp14:editId="392F8480">
-            <wp:extent cx="5943600" cy="4144116"/>
-            <wp:effectExtent l="0" t="0" r="0" b="0"/>
-            <wp:docPr id="1809206376" name="Picture 17"/>
+          <wp:inline distT="0" distB="0" distL="0" distR="0" wp14:anchorId="0E9F0876" wp14:editId="1B6D259B">
+            <wp:extent cx="5943600" cy="5699760"/>
+            <wp:effectExtent l="0" t="0" r="0" b="2540"/>
+            <wp:docPr id="1573651213" name="Picture 15"/>
             <wp:cNvGraphicFramePr>
               <a:graphicFrameLocks xmlns:a="http://schemas.openxmlformats.org/drawingml/2006/main" noChangeAspect="1"/>
             </wp:cNvGraphicFramePr>
@@ -25028,11 +24960,11 @@
               <a:graphicData uri="http://schemas.openxmlformats.org/drawingml/2006/picture">
                 <pic:pic xmlns:pic="http://schemas.openxmlformats.org/drawingml/2006/picture">
                   <pic:nvPicPr>
-                    <pic:cNvPr id="1809206376" name="Picture 1809206376"/>
+                    <pic:cNvPr id="1573651213" name="Picture 1573651213"/>
                     <pic:cNvPicPr/>
                   </pic:nvPicPr>
                   <pic:blipFill>
-                    <a:blip r:embed="rId53" cstate="print">
+                    <a:blip r:embed="rId53">
                       <a:extLst>
                         <a:ext uri="{28A0092B-C50C-407E-A947-70E740481C1C}">
                           <a14:useLocalDpi xmlns:a14="http://schemas.microsoft.com/office/drawing/2010/main" val="0"/>
@@ -25046,7 +24978,7 @@
                   <pic:spPr>
                     <a:xfrm>
                       <a:off x="0" y="0"/>
-                      <a:ext cx="5943600" cy="4144116"/>
+                      <a:ext cx="5943600" cy="5699760"/>
                     </a:xfrm>
                     <a:prstGeom prst="rect">
                       <a:avLst/>
@@ -25058,6 +24990,17 @@
           </wp:inline>
         </w:drawing>
       </w:r>
+    </w:p>
+    <w:p>
+      <w:pPr>
+        <w:jc w:val="center"/>
+        <w:rPr>
+          <w:rFonts w:ascii="Times New Roman" w:hAnsi="Times New Roman" w:cs="Times New Roman"/>
+          <w:sz w:val="28"/>
+          <w:szCs w:val="28"/>
+          <w:lang w:val="kk-KZ"/>
+        </w:rPr>
+      </w:pPr>
     </w:p>
     <w:sectPr>
       <w:pgSz w:w="12240" w:h="15840"/>
